--- a/ru/wisdom-stories/now-i-understand.docx
+++ b/ru/wisdom-stories/now-i-understand.docx
@@ -79,7 +79,7 @@
         <w:rPr>
           <w:lang/>
         </w:rPr>
-        <w:t>Теперь я различаю слова и намерения: кто хочет действовать, ищет путь, а кто не хочет — часто находит очередное «но».</w:t>
+        <w:t>Теперь я умею отличать слова от истинных намерений: кто хочет действовать, ищет путь, а кто не хочет — часто находит очередное «но».</w:t>
       </w:r>
     </w:p>
     <w:p>
